--- a/PRDs/FU/FU-REPORT.docx
+++ b/PRDs/FU/FU-REPORT.docx
@@ -97,7 +97,7 @@
                 <w:b w:val="false"/>
                 <w:bCs w:val="false"/>
               </w:rPr>
-              <w:t xml:space="preserve">1.0</w:t>
+              <w:t xml:space="preserve">1.1</w:t>
             </w:r>
           </w:p>
         </w:tc>
@@ -207,7 +207,7 @@
                 <w:b w:val="false"/>
                 <w:bCs w:val="false"/>
               </w:rPr>
-              <w:t xml:space="preserve">04-30-26 04:58</w:t>
+              <w:t xml:space="preserve">05-01-26 05:30</w:t>
             </w:r>
           </w:p>
         </w:tc>
@@ -5562,7 +5562,7 @@
                 <w:b w:val="false"/>
                 <w:bCs w:val="false"/>
               </w:rPr>
-              <w:t xml:space="preserve">Enum (Cash, Check, Credit Card, Wire Transfer, Stock, In-Kind, Other). Read as a display field on Annual Donor Giving Summary line items. In-Kind value drives whether in-kind-specific fields apply. Source: FU-RECORD-DAT-032.</w:t>
+              <w:t xml:space="preserve">Enum (Cash, Check, Credit Card, ACH, Online Payment, In-Kind, Other). Read as a display field on Annual Donor Giving Summary line items. In-Kind value drives whether in-kind-specific fields apply. Source: FU-RECORD-DAT-035.</w:t>
             </w:r>
           </w:p>
         </w:tc>
@@ -7863,6 +7863,86 @@
                 <w:bCs/>
               </w:rPr>
               <w:t xml:space="preserve">Changes</w:t>
+            </w:r>
+          </w:p>
+        </w:tc>
+      </w:tr>
+      <w:tr>
+        <w:tc>
+          <w:tcPr>
+            <w:tcW w:type="dxa" w:w="1400"/>
+            <w:tcBorders>
+              <w:top w:val="single" w:color="999999" w:sz="4"/>
+              <w:left w:val="single" w:color="999999" w:sz="4"/>
+              <w:bottom w:val="single" w:color="999999" w:sz="4"/>
+              <w:right w:val="single" w:color="999999" w:sz="4"/>
+            </w:tcBorders>
+            <w:tcMar>
+              <w:top w:type="dxa" w:w="80"/>
+              <w:left w:type="dxa" w:w="120"/>
+              <w:bottom w:type="dxa" w:w="80"/>
+              <w:right w:type="dxa" w:w="120"/>
+            </w:tcMar>
+          </w:tcPr>
+          <w:p>
+            <w:r>
+              <w:rPr>
+                <w:b/>
+                <w:bCs/>
+              </w:rPr>
+              <w:t xml:space="preserve">1.1</w:t>
+            </w:r>
+          </w:p>
+        </w:tc>
+        <w:tc>
+          <w:tcPr>
+            <w:tcW w:type="dxa" w:w="2000"/>
+            <w:tcBorders>
+              <w:top w:val="single" w:color="999999" w:sz="4"/>
+              <w:left w:val="single" w:color="999999" w:sz="4"/>
+              <w:bottom w:val="single" w:color="999999" w:sz="4"/>
+              <w:right w:val="single" w:color="999999" w:sz="4"/>
+            </w:tcBorders>
+            <w:tcMar>
+              <w:top w:type="dxa" w:w="80"/>
+              <w:left w:type="dxa" w:w="120"/>
+              <w:bottom w:type="dxa" w:w="80"/>
+              <w:right w:type="dxa" w:w="120"/>
+            </w:tcMar>
+          </w:tcPr>
+          <w:p>
+            <w:r>
+              <w:rPr>
+                <w:b w:val="false"/>
+                <w:bCs w:val="false"/>
+              </w:rPr>
+              <w:t xml:space="preserve">05-01-26 05:30</w:t>
+            </w:r>
+          </w:p>
+        </w:tc>
+        <w:tc>
+          <w:tcPr>
+            <w:tcW w:type="dxa" w:w="5960"/>
+            <w:tcBorders>
+              <w:top w:val="single" w:color="999999" w:sz="4"/>
+              <w:left w:val="single" w:color="999999" w:sz="4"/>
+              <w:bottom w:val="single" w:color="999999" w:sz="4"/>
+              <w:right w:val="single" w:color="999999" w:sz="4"/>
+            </w:tcBorders>
+            <w:tcMar>
+              <w:top w:type="dxa" w:w="80"/>
+              <w:left w:type="dxa" w:w="120"/>
+              <w:bottom w:type="dxa" w:w="80"/>
+              <w:right w:type="dxa" w:w="120"/>
+            </w:tcMar>
+          </w:tcPr>
+          <w:p>
+            <w:r>
+              <w:rPr>
+                <w:b w:val="false"/>
+                <w:bCs w:val="false"/>
+              </w:rPr>
+              <w:t xml:space="preserve">Carry-forward executed propagating the giftType enum value list alignment per crmbuilder/PRDs/process/interviews/guide-carry-forward-updates.md v1.1 two-gate pattern. Source: Contribution Entity PRD v1.0 issue CONTR-ISS-001 (logged 04-30-26) and FU Domain PRD v1.0 reconciliation decision FU-RECON-DEC-001 (approved 05-01-26). One row edit applied to Section 7.3 row FU-REPORT-DAT-027: enum value list rewritten from “Cash, Check, Credit Card, Wire Transfer, Stock, In-Kind, Other” to “Cash, Check, Credit Card, ACH, Online Payment, In-Kind, Other” to align with the FU-RECORD v1.2 Section 8.3 (FU-RECORD-DAT-035) authoritative seven-value list adopted at the Domain PRD level by FU-RECON-DEC-001; source-field cross-reference on the same row corrected from FU-RECORD-DAT-032 (acknowledgmentSent) to FU-RECORD-DAT-035 (giftType). The divergence is documentation-accuracy in nature: FU-REPORT only reads giftType as a display field on Annual Donor Giving Summary line items and does not drive any defined-report logic, so no functional behavior changes. No requirement IDs renumbered, no other field IDs changed, no workflow content changed. Carry-forward request committed at PRDs/FU/carry-forward/SESSION-PROMPT-carry-forward-fu-report-gifttype-enum-alignment.md is retained as the source-of-record for the decision. Closes FU-RECON-ISS-001 and CONTR-ISS-001.</w:t>
             </w:r>
           </w:p>
         </w:tc>
